--- a/tillsyn/A 63514-2023 tillsynsbegäran.docx
+++ b/tillsyn/A 63514-2023 tillsynsbegäran.docx
@@ -265,7 +265,7 @@
     <w:r>
       <w:tab/>
       <w:tab/>
-      <w:t>2026-06-18</w:t>
+      <w:t>2026-06-19</w:t>
       <w:br/>
       <w:br/>
     </w:r>

--- a/tillsyn/A 63514-2023 tillsynsbegäran.docx
+++ b/tillsyn/A 63514-2023 tillsynsbegäran.docx
@@ -265,7 +265,7 @@
     <w:r>
       <w:tab/>
       <w:tab/>
-      <w:t>2026-06-19</w:t>
+      <w:t>2026-06-20</w:t>
       <w:br/>
       <w:br/>
     </w:r>

--- a/tillsyn/A 63514-2023 tillsynsbegäran.docx
+++ b/tillsyn/A 63514-2023 tillsynsbegäran.docx
@@ -12,10 +12,7 @@
     </w:p>
     <w:p>
       <w:r>
-        <w:t>Detta dokument behandlar höga naturvärden i avverkningsanmälan A 63514-2023 i Leksands kommun som inkom 2023-12-14 och omfattar 1,0 ha.</w:t>
-      </w:r>
-      <w:r>
-        <w:t xml:space="preserve"> I Figur 1 visas fyndplatser för naturvårdsarter i området, som finns registrerade på Artportalen.</w:t>
+        <w:t>Denna tillsynsbegäran behandlar höga naturvärden i avverkningsanmälan A 63514-2023 i Leksands kommun som inkom 2023-12-14 och omfattar 1,0 ha.</w:t>
       </w:r>
     </w:p>
     <w:p>
@@ -63,7 +60,20 @@
         <w:spacing w:after="240"/>
       </w:pPr>
       <w:r>
-        <w:t>Figur 1. Fyndplatser för naturvårdsarter inom 14 meter från avverkningsanmälan (röd linje). Inom parentes anges rödlistekategorier, S för signalarter, Tför typiska arter och fridlysningsparagrafer i artskyddsförordningen.Markörer utan svart kant är placerade på fyndplatsen. Markörer med svart kant är placerade vid sidan av fyndplatsen och har ett svart streck som visar fyndplatsens exakta position. Kartans mittpunktskoordinat är N 6728738, E 504921 i SWEREF 99 TM.</w:t>
+        <w:t>Figur 1. Fyndplatser för naturvårdsarter inom 14 meter från avverkningsanmälan. Markörer utan svart kant är placerade på fyndplatsen. Markörer med svart kant är placerade vid sidan av fyndplatsen har ett svart streck som visar fyndplatsens exakta position. Kartans mittpunktskoordinat är N 6728738, E 504921 i SWEREF 99 TM.</w:t>
+      </w:r>
+    </w:p>
+    <w:p>
+      <w:r>
+        <w:t>Inom 14 meter från avverkningsanmälan finns fynd av 2 naturvårdsarter, varav 1 är rödlistad och 2 är fridlysta: grönsångare (NT, §4) och trana (§4). Se Figur 1.</w:t>
+      </w:r>
+    </w:p>
+    <w:p>
+      <w:pPr>
+        <w:pStyle w:val="Heading1"/>
+      </w:pPr>
+      <w:r>
+        <w:t>Tillsynsbegäran</w:t>
       </w:r>
     </w:p>
     <w:p>
@@ -77,53 +87,16 @@
       </w:r>
     </w:p>
     <w:p>
-      <w:r>
-        <w:t>Nedan beskrivs fynd av naturvårdsarter och fridlysta arter som gjorts i det avverkningsanmälda området.</w:t>
-      </w:r>
-    </w:p>
-    <w:p>
       <w:pPr>
         <w:pStyle w:val="Heading1"/>
       </w:pPr>
       <w:r>
-        <w:t>Naturvårdsarter</w:t>
+        <w:t>Naturvårdsarter och fridlysta arter</w:t>
       </w:r>
     </w:p>
     <w:p>
       <w:r>
-        <w:t>Inom 14 meter från avverkningsanmälan har följande 2 naturvårdsarter hittats: grönsångare (NT, §4) och trana (§4). Av dessa är 1 rödlistade. För rödlistade arter har rödlistekategorin angivits inom parentes. För fridlysta arter anges även paragrafen i Artskyddsförordningen som arten är fridlyst enligt.</w:t>
-      </w:r>
-    </w:p>
-    <w:p>
-      <w:r>
-        <w:t>De påträffade naturvårdsarterna är ett tydligt kvitto på att det rör sig om en skog med höga naturvärden.</w:t>
-      </w:r>
-    </w:p>
-    <w:p>
-      <w:pPr>
-        <w:pStyle w:val="Heading2"/>
-      </w:pPr>
-      <w:r>
-        <w:t>Fridlysta arter</w:t>
-      </w:r>
-    </w:p>
-    <w:p>
-      <w:r>
-        <w:t>Följande fridlysta arter har sina livsmiljöer och växtplatser i den avverkningsanmälda skogen: grönsångare (NT, §4) och trana (§4).</w:t>
-      </w:r>
-    </w:p>
-    <w:p>
-      <w:r>
-        <w:t xml:space="preserve">Observera att medlemsländerna är skyldiga att agera i enlighet med EU:s fågeldirektiv där det uttryckligen står att direktivet gäller för fåglar samt för deras ägg, bon och </w:t>
-      </w:r>
-      <w:r>
-        <w:rPr>
-          <w:b/>
-        </w:rPr>
-        <w:t xml:space="preserve">livsmiljöer </w:t>
-      </w:r>
-      <w:r>
-        <w:t>(artikel 1). Vidare att de åtgärder som vidtas inte får leda till en försämring av den nuvarande situationen beträffande bevarandet av de fågelarter som avses i artikel 1 (artikel 13). Fågeldirektivet är styrande för tillsynsansvariga myndigheters ärendehantering, ställningstaganden och beslutsfattande.</w:t>
+        <w:t>Nedan följer beskrivningar av de naturvårdsarter och fridlysta arter som har sina livsmiljöer och växtplatser i den avverkningsanmälda skogen. De påträffade naturvårdsarterna är ett tydligt kvitto på att det rör sig om en skog med höga naturvärden.</w:t>
       </w:r>
     </w:p>
     <w:p>
@@ -135,6 +108,28 @@
       </w:r>
       <w:r>
         <w:t xml:space="preserve"> är rödlistad som nära hotad (NT) och fridlyst enligt 4§ artskyddsförordningen. Den har minskat med 17 (6–24) % under de senaste 10 åren och minskningstakten för den svenska populationen bedöms vara nära gränsvärdet för Sårbar (VU). (A2b). Arten häckar i högstammig skog, främst lövskog men även i granskog, i regel utan kraftigare undervegetation. Den förekommer i södra och mellersta Sverige samt i Norrlands kustland norrut till Norrbotten. Förekommer dessutom sällsynt i Norrlands inland (SLU Artdatabanken, 2024). Orsaken till grönsångarens nedgång och är oklar varvid det är viktigt att försiktighetsprincipen enligt 2 kap. 3 § miljöbalken tillämpas för att bevara artens livsmiljöer och vända den negativa trenden.</w:t>
+      </w:r>
+    </w:p>
+    <w:p>
+      <w:pPr>
+        <w:pStyle w:val="Heading1"/>
+      </w:pPr>
+      <w:r>
+        <w:t>EU:s fågeldirektiv</w:t>
+      </w:r>
+    </w:p>
+    <w:p>
+      <w:r>
+        <w:t xml:space="preserve">Europeiska unionens medlemsländer är skyldiga att agera i enlighet med EU:s fågeldirektiv där det uttryckligen står att direktivet gäller för fåglar samt för deras ägg, bon och </w:t>
+      </w:r>
+      <w:r>
+        <w:rPr>
+          <w:b/>
+        </w:rPr>
+        <w:t xml:space="preserve">livsmiljöer </w:t>
+      </w:r>
+      <w:r>
+        <w:t>(artikel 1). Vidare att de åtgärder som vidtas inte får leda till en försämring av den nuvarande situationen beträffande bevarandet av de fågelarter som avses i artikel 1 (artikel 13). Fågeldirektivet är styrande för tillsynsansvariga myndigheters ärendehantering, ställningstaganden och beslutsfattande.</w:t>
       </w:r>
     </w:p>
     <w:sectPr>
@@ -265,7 +260,7 @@
     <w:r>
       <w:tab/>
       <w:tab/>
-      <w:t>2026-06-20</w:t>
+      <w:t>2026-06-21</w:t>
       <w:br/>
       <w:br/>
     </w:r>

--- a/tillsyn/A 63514-2023 tillsynsbegäran.docx
+++ b/tillsyn/A 63514-2023 tillsynsbegäran.docx
@@ -260,7 +260,7 @@
     <w:r>
       <w:tab/>
       <w:tab/>
-      <w:t>2026-06-21</w:t>
+      <w:t>2026-06-22</w:t>
       <w:br/>
       <w:br/>
     </w:r>

--- a/tillsyn/A 63514-2023 tillsynsbegäran.docx
+++ b/tillsyn/A 63514-2023 tillsynsbegäran.docx
@@ -260,7 +260,7 @@
     <w:r>
       <w:tab/>
       <w:tab/>
-      <w:t>2026-06-22</w:t>
+      <w:t>2026-06-23</w:t>
       <w:br/>
       <w:br/>
     </w:r>

--- a/tillsyn/A 63514-2023 tillsynsbegäran.docx
+++ b/tillsyn/A 63514-2023 tillsynsbegäran.docx
@@ -260,7 +260,7 @@
     <w:r>
       <w:tab/>
       <w:tab/>
-      <w:t>2026-06-23</w:t>
+      <w:t>2026-06-24</w:t>
       <w:br/>
       <w:br/>
     </w:r>

--- a/tillsyn/A 63514-2023 tillsynsbegäran.docx
+++ b/tillsyn/A 63514-2023 tillsynsbegäran.docx
@@ -260,7 +260,7 @@
     <w:r>
       <w:tab/>
       <w:tab/>
-      <w:t>2026-06-24</w:t>
+      <w:t>2026-06-25</w:t>
       <w:br/>
       <w:br/>
     </w:r>

--- a/tillsyn/A 63514-2023 tillsynsbegäran.docx
+++ b/tillsyn/A 63514-2023 tillsynsbegäran.docx
@@ -260,7 +260,7 @@
     <w:r>
       <w:tab/>
       <w:tab/>
-      <w:t>2026-06-25</w:t>
+      <w:t>2026-06-26</w:t>
       <w:br/>
       <w:br/>
     </w:r>

--- a/tillsyn/A 63514-2023 tillsynsbegäran.docx
+++ b/tillsyn/A 63514-2023 tillsynsbegäran.docx
@@ -260,7 +260,7 @@
     <w:r>
       <w:tab/>
       <w:tab/>
-      <w:t>2026-06-26</w:t>
+      <w:t>2026-06-27</w:t>
       <w:br/>
       <w:br/>
     </w:r>

--- a/tillsyn/A 63514-2023 tillsynsbegäran.docx
+++ b/tillsyn/A 63514-2023 tillsynsbegäran.docx
@@ -260,7 +260,7 @@
     <w:r>
       <w:tab/>
       <w:tab/>
-      <w:t>2026-06-27</w:t>
+      <w:t>2026-06-28</w:t>
       <w:br/>
       <w:br/>
     </w:r>

--- a/tillsyn/A 63514-2023 tillsynsbegäran.docx
+++ b/tillsyn/A 63514-2023 tillsynsbegäran.docx
@@ -260,7 +260,7 @@
     <w:r>
       <w:tab/>
       <w:tab/>
-      <w:t>2026-06-28</w:t>
+      <w:t>2026-06-29</w:t>
       <w:br/>
       <w:br/>
     </w:r>

--- a/tillsyn/A 63514-2023 tillsynsbegäran.docx
+++ b/tillsyn/A 63514-2023 tillsynsbegäran.docx
@@ -260,7 +260,7 @@
     <w:r>
       <w:tab/>
       <w:tab/>
-      <w:t>2026-06-29</w:t>
+      <w:t>2026-06-30</w:t>
       <w:br/>
       <w:br/>
     </w:r>

--- a/tillsyn/A 63514-2023 tillsynsbegäran.docx
+++ b/tillsyn/A 63514-2023 tillsynsbegäran.docx
@@ -260,7 +260,7 @@
     <w:r>
       <w:tab/>
       <w:tab/>
-      <w:t>2026-06-30</w:t>
+      <w:t>2026-07-01</w:t>
       <w:br/>
       <w:br/>
     </w:r>

--- a/tillsyn/A 63514-2023 tillsynsbegäran.docx
+++ b/tillsyn/A 63514-2023 tillsynsbegäran.docx
@@ -260,7 +260,7 @@
     <w:r>
       <w:tab/>
       <w:tab/>
-      <w:t>2026-07-01</w:t>
+      <w:t>2026-07-02</w:t>
       <w:br/>
       <w:br/>
     </w:r>

--- a/tillsyn/A 63514-2023 tillsynsbegäran.docx
+++ b/tillsyn/A 63514-2023 tillsynsbegäran.docx
@@ -260,7 +260,7 @@
     <w:r>
       <w:tab/>
       <w:tab/>
-      <w:t>2026-07-13</w:t>
+      <w:t>2026-07-14</w:t>
       <w:br/>
       <w:br/>
     </w:r>

--- a/tillsyn/A 63514-2023 tillsynsbegäran.docx
+++ b/tillsyn/A 63514-2023 tillsynsbegäran.docx
@@ -260,7 +260,7 @@
     <w:r>
       <w:tab/>
       <w:tab/>
-      <w:t>2026-07-14</w:t>
+      <w:t>2026-07-15</w:t>
       <w:br/>
       <w:br/>
     </w:r>

--- a/tillsyn/A 63514-2023 tillsynsbegäran.docx
+++ b/tillsyn/A 63514-2023 tillsynsbegäran.docx
@@ -260,7 +260,7 @@
     <w:r>
       <w:tab/>
       <w:tab/>
-      <w:t>2026-07-15</w:t>
+      <w:t>2026-07-16</w:t>
       <w:br/>
       <w:br/>
     </w:r>

--- a/tillsyn/A 63514-2023 tillsynsbegäran.docx
+++ b/tillsyn/A 63514-2023 tillsynsbegäran.docx
@@ -260,7 +260,7 @@
     <w:r>
       <w:tab/>
       <w:tab/>
-      <w:t>2026-07-16</w:t>
+      <w:t>2026-07-17</w:t>
       <w:br/>
       <w:br/>
     </w:r>

--- a/tillsyn/A 63514-2023 tillsynsbegäran.docx
+++ b/tillsyn/A 63514-2023 tillsynsbegäran.docx
@@ -260,7 +260,7 @@
     <w:r>
       <w:tab/>
       <w:tab/>
-      <w:t>2026-07-17</w:t>
+      <w:t>2026-07-18</w:t>
       <w:br/>
       <w:br/>
     </w:r>

--- a/tillsyn/A 63514-2023 tillsynsbegäran.docx
+++ b/tillsyn/A 63514-2023 tillsynsbegäran.docx
@@ -260,7 +260,7 @@
     <w:r>
       <w:tab/>
       <w:tab/>
-      <w:t>2026-07-18</w:t>
+      <w:t>2026-07-19</w:t>
       <w:br/>
       <w:br/>
     </w:r>

--- a/tillsyn/A 63514-2023 tillsynsbegäran.docx
+++ b/tillsyn/A 63514-2023 tillsynsbegäran.docx
@@ -260,7 +260,7 @@
     <w:r>
       <w:tab/>
       <w:tab/>
-      <w:t>2026-07-19</w:t>
+      <w:t>2026-07-20</w:t>
       <w:br/>
       <w:br/>
     </w:r>

--- a/tillsyn/A 63514-2023 tillsynsbegäran.docx
+++ b/tillsyn/A 63514-2023 tillsynsbegäran.docx
@@ -260,7 +260,7 @@
     <w:r>
       <w:tab/>
       <w:tab/>
-      <w:t>2026-07-20</w:t>
+      <w:t>2026-07-21</w:t>
       <w:br/>
       <w:br/>
     </w:r>

--- a/tillsyn/A 63514-2023 tillsynsbegäran.docx
+++ b/tillsyn/A 63514-2023 tillsynsbegäran.docx
@@ -260,7 +260,7 @@
     <w:r>
       <w:tab/>
       <w:tab/>
-      <w:t>2026-07-21</w:t>
+      <w:t>2026-07-22</w:t>
       <w:br/>
       <w:br/>
     </w:r>

--- a/tillsyn/A 63514-2023 tillsynsbegäran.docx
+++ b/tillsyn/A 63514-2023 tillsynsbegäran.docx
@@ -260,7 +260,7 @@
     <w:r>
       <w:tab/>
       <w:tab/>
-      <w:t>2026-07-22</w:t>
+      <w:t>2026-07-23</w:t>
       <w:br/>
       <w:br/>
     </w:r>

--- a/tillsyn/A 63514-2023 tillsynsbegäran.docx
+++ b/tillsyn/A 63514-2023 tillsynsbegäran.docx
@@ -260,7 +260,7 @@
     <w:r>
       <w:tab/>
       <w:tab/>
-      <w:t>2026-07-23</w:t>
+      <w:t>2026-07-24</w:t>
       <w:br/>
       <w:br/>
     </w:r>

--- a/tillsyn/A 63514-2023 tillsynsbegäran.docx
+++ b/tillsyn/A 63514-2023 tillsynsbegäran.docx
@@ -260,7 +260,7 @@
     <w:r>
       <w:tab/>
       <w:tab/>
-      <w:t>2026-07-24</w:t>
+      <w:t>2026-07-25</w:t>
       <w:br/>
       <w:br/>
     </w:r>

--- a/tillsyn/A 63514-2023 tillsynsbegäran.docx
+++ b/tillsyn/A 63514-2023 tillsynsbegäran.docx
@@ -260,7 +260,7 @@
     <w:r>
       <w:tab/>
       <w:tab/>
-      <w:t>2026-07-25</w:t>
+      <w:t>2026-07-26</w:t>
       <w:br/>
       <w:br/>
     </w:r>

--- a/tillsyn/A 63514-2023 tillsynsbegäran.docx
+++ b/tillsyn/A 63514-2023 tillsynsbegäran.docx
@@ -260,7 +260,7 @@
     <w:r>
       <w:tab/>
       <w:tab/>
-      <w:t>2026-07-26</w:t>
+      <w:t>2026-07-27</w:t>
       <w:br/>
       <w:br/>
     </w:r>

--- a/tillsyn/A 63514-2023 tillsynsbegäran.docx
+++ b/tillsyn/A 63514-2023 tillsynsbegäran.docx
@@ -260,7 +260,7 @@
     <w:r>
       <w:tab/>
       <w:tab/>
-      <w:t>2026-07-27</w:t>
+      <w:t>2026-07-28</w:t>
       <w:br/>
       <w:br/>
     </w:r>

--- a/tillsyn/A 63514-2023 tillsynsbegäran.docx
+++ b/tillsyn/A 63514-2023 tillsynsbegäran.docx
@@ -260,7 +260,7 @@
     <w:r>
       <w:tab/>
       <w:tab/>
-      <w:t>2026-07-28</w:t>
+      <w:t>2026-07-29</w:t>
       <w:br/>
       <w:br/>
     </w:r>

--- a/tillsyn/A 63514-2023 tillsynsbegäran.docx
+++ b/tillsyn/A 63514-2023 tillsynsbegäran.docx
@@ -260,7 +260,7 @@
     <w:r>
       <w:tab/>
       <w:tab/>
-      <w:t>2026-07-29</w:t>
+      <w:t>2026-07-30</w:t>
       <w:br/>
       <w:br/>
     </w:r>

--- a/tillsyn/A 63514-2023 tillsynsbegäran.docx
+++ b/tillsyn/A 63514-2023 tillsynsbegäran.docx
@@ -260,7 +260,7 @@
     <w:r>
       <w:tab/>
       <w:tab/>
-      <w:t>2026-07-30</w:t>
+      <w:t>2026-07-31</w:t>
       <w:br/>
       <w:br/>
     </w:r>

--- a/tillsyn/A 63514-2023 tillsynsbegäran.docx
+++ b/tillsyn/A 63514-2023 tillsynsbegäran.docx
@@ -260,7 +260,7 @@
     <w:r>
       <w:tab/>
       <w:tab/>
-      <w:t>2026-07-31</w:t>
+      <w:t>2026-08-01</w:t>
       <w:br/>
       <w:br/>
     </w:r>

--- a/tillsyn/A 63514-2023 tillsynsbegäran.docx
+++ b/tillsyn/A 63514-2023 tillsynsbegäran.docx
@@ -260,7 +260,7 @@
     <w:r>
       <w:tab/>
       <w:tab/>
-      <w:t>2026-08-01</w:t>
+      <w:t>2026-08-02</w:t>
       <w:br/>
       <w:br/>
     </w:r>

--- a/tillsyn/A 63514-2023 tillsynsbegäran.docx
+++ b/tillsyn/A 63514-2023 tillsynsbegäran.docx
@@ -260,7 +260,7 @@
     <w:r>
       <w:tab/>
       <w:tab/>
-      <w:t>2026-08-02</w:t>
+      <w:t>2026-08-03</w:t>
       <w:br/>
       <w:br/>
     </w:r>

--- a/tillsyn/A 63514-2023 tillsynsbegäran.docx
+++ b/tillsyn/A 63514-2023 tillsynsbegäran.docx
@@ -260,7 +260,7 @@
     <w:r>
       <w:tab/>
       <w:tab/>
-      <w:t>2026-08-03</w:t>
+      <w:t>2026-08-05</w:t>
       <w:br/>
       <w:br/>
     </w:r>

--- a/tillsyn/A 63514-2023 tillsynsbegäran.docx
+++ b/tillsyn/A 63514-2023 tillsynsbegäran.docx
@@ -260,7 +260,7 @@
     <w:r>
       <w:tab/>
       <w:tab/>
-      <w:t>2026-08-05</w:t>
+      <w:t>2026-08-07</w:t>
       <w:br/>
       <w:br/>
     </w:r>

--- a/tillsyn/A 63514-2023 tillsynsbegäran.docx
+++ b/tillsyn/A 63514-2023 tillsynsbegäran.docx
@@ -260,7 +260,7 @@
     <w:r>
       <w:tab/>
       <w:tab/>
-      <w:t>2026-08-07</w:t>
+      <w:t>2026-08-08</w:t>
       <w:br/>
       <w:br/>
     </w:r>

--- a/tillsyn/A 63514-2023 tillsynsbegäran.docx
+++ b/tillsyn/A 63514-2023 tillsynsbegäran.docx
@@ -60,7 +60,7 @@
         <w:spacing w:after="240"/>
       </w:pPr>
       <w:r>
-        <w:t>Figur 1. Fyndplatser för naturvårdsarter inom 14 meter från avverkningsanmälan. Markörer utan svart kant är placerade på fyndplatsen. Markörer med svart kant är placerade vid sidan av fyndplatsen har ett svart streck som visar fyndplatsens exakta position. Kartans mittpunktskoordinat är N 6728738, E 504921 i SWEREF 99 TM.</w:t>
+        <w:t>Figur 1. Fyndplatser för naturvårdsarter inom 14 meter från avverkningsanmälan. Markörer utan svart kant är placerade på fyndplatsen. Markörer med svart kant är placerade vid sidan av fyndplatsen och har ett svart streck som visar fyndplatsens exakta position. Kartans mittpunktskoordinat är N 6728738, E 504921 i SWEREF 99 TM.</w:t>
       </w:r>
     </w:p>
     <w:p>
@@ -260,7 +260,7 @@
     <w:r>
       <w:tab/>
       <w:tab/>
-      <w:t>2026-08-14</w:t>
+      <w:t>2026-08-15</w:t>
       <w:br/>
       <w:br/>
     </w:r>

--- a/tillsyn/A 63514-2023 tillsynsbegäran.docx
+++ b/tillsyn/A 63514-2023 tillsynsbegäran.docx
@@ -260,7 +260,7 @@
     <w:r>
       <w:tab/>
       <w:tab/>
-      <w:t>2026-08-15</w:t>
+      <w:t>2026-08-16</w:t>
       <w:br/>
       <w:br/>
     </w:r>

--- a/tillsyn/A 63514-2023 tillsynsbegäran.docx
+++ b/tillsyn/A 63514-2023 tillsynsbegäran.docx
@@ -260,7 +260,7 @@
     <w:r>
       <w:tab/>
       <w:tab/>
-      <w:t>2026-08-16</w:t>
+      <w:t>2026-08-17</w:t>
       <w:br/>
       <w:br/>
     </w:r>

--- a/tillsyn/A 63514-2023 tillsynsbegäran.docx
+++ b/tillsyn/A 63514-2023 tillsynsbegäran.docx
@@ -260,7 +260,7 @@
     <w:r>
       <w:tab/>
       <w:tab/>
-      <w:t>2026-08-17</w:t>
+      <w:t>2026-08-18</w:t>
       <w:br/>
       <w:br/>
     </w:r>

--- a/tillsyn/A 63514-2023 tillsynsbegäran.docx
+++ b/tillsyn/A 63514-2023 tillsynsbegäran.docx
@@ -260,7 +260,7 @@
     <w:r>
       <w:tab/>
       <w:tab/>
-      <w:t>2026-08-18</w:t>
+      <w:t>2026-08-19</w:t>
       <w:br/>
       <w:br/>
     </w:r>

--- a/tillsyn/A 63514-2023 tillsynsbegäran.docx
+++ b/tillsyn/A 63514-2023 tillsynsbegäran.docx
@@ -260,7 +260,7 @@
     <w:r>
       <w:tab/>
       <w:tab/>
-      <w:t>2026-08-19</w:t>
+      <w:t>2026-08-20</w:t>
       <w:br/>
       <w:br/>
     </w:r>

--- a/tillsyn/A 63514-2023 tillsynsbegäran.docx
+++ b/tillsyn/A 63514-2023 tillsynsbegäran.docx
@@ -260,7 +260,7 @@
     <w:r>
       <w:tab/>
       <w:tab/>
-      <w:t>2026-08-20</w:t>
+      <w:t>2026-08-21</w:t>
       <w:br/>
       <w:br/>
     </w:r>

--- a/tillsyn/A 63514-2023 tillsynsbegäran.docx
+++ b/tillsyn/A 63514-2023 tillsynsbegäran.docx
@@ -260,7 +260,7 @@
     <w:r>
       <w:tab/>
       <w:tab/>
-      <w:t>2026-08-21</w:t>
+      <w:t>2026-08-22</w:t>
       <w:br/>
       <w:br/>
     </w:r>

--- a/tillsyn/A 63514-2023 tillsynsbegäran.docx
+++ b/tillsyn/A 63514-2023 tillsynsbegäran.docx
@@ -260,7 +260,7 @@
     <w:r>
       <w:tab/>
       <w:tab/>
-      <w:t>2026-08-22</w:t>
+      <w:t>2026-08-23</w:t>
       <w:br/>
       <w:br/>
     </w:r>

--- a/tillsyn/A 63514-2023 tillsynsbegäran.docx
+++ b/tillsyn/A 63514-2023 tillsynsbegäran.docx
@@ -260,7 +260,7 @@
     <w:r>
       <w:tab/>
       <w:tab/>
-      <w:t>2026-08-23</w:t>
+      <w:t>2026-08-24</w:t>
       <w:br/>
       <w:br/>
     </w:r>

--- a/tillsyn/A 63514-2023 tillsynsbegäran.docx
+++ b/tillsyn/A 63514-2023 tillsynsbegäran.docx
@@ -260,7 +260,7 @@
     <w:r>
       <w:tab/>
       <w:tab/>
-      <w:t>2026-08-24</w:t>
+      <w:t>2026-08-25</w:t>
       <w:br/>
       <w:br/>
     </w:r>

--- a/tillsyn/A 63514-2023 tillsynsbegäran.docx
+++ b/tillsyn/A 63514-2023 tillsynsbegäran.docx
@@ -260,7 +260,7 @@
     <w:r>
       <w:tab/>
       <w:tab/>
-      <w:t>2026-08-25</w:t>
+      <w:t>2026-08-26</w:t>
       <w:br/>
       <w:br/>
     </w:r>

--- a/tillsyn/A 63514-2023 tillsynsbegäran.docx
+++ b/tillsyn/A 63514-2023 tillsynsbegäran.docx
@@ -260,7 +260,7 @@
     <w:r>
       <w:tab/>
       <w:tab/>
-      <w:t>2026-08-26</w:t>
+      <w:t>2026-08-27</w:t>
       <w:br/>
       <w:br/>
     </w:r>

--- a/tillsyn/A 63514-2023 tillsynsbegäran.docx
+++ b/tillsyn/A 63514-2023 tillsynsbegäran.docx
@@ -260,7 +260,7 @@
     <w:r>
       <w:tab/>
       <w:tab/>
-      <w:t>2026-08-27</w:t>
+      <w:t>2026-08-28</w:t>
       <w:br/>
       <w:br/>
     </w:r>

--- a/tillsyn/A 63514-2023 tillsynsbegäran.docx
+++ b/tillsyn/A 63514-2023 tillsynsbegäran.docx
@@ -260,7 +260,7 @@
     <w:r>
       <w:tab/>
       <w:tab/>
-      <w:t>2026-08-28</w:t>
+      <w:t>2026-08-29</w:t>
       <w:br/>
       <w:br/>
     </w:r>

--- a/tillsyn/A 63514-2023 tillsynsbegäran.docx
+++ b/tillsyn/A 63514-2023 tillsynsbegäran.docx
@@ -260,7 +260,7 @@
     <w:r>
       <w:tab/>
       <w:tab/>
-      <w:t>2026-08-29</w:t>
+      <w:t>2026-08-31</w:t>
       <w:br/>
       <w:br/>
     </w:r>

--- a/tillsyn/A 63514-2023 tillsynsbegäran.docx
+++ b/tillsyn/A 63514-2023 tillsynsbegäran.docx
@@ -260,7 +260,7 @@
     <w:r>
       <w:tab/>
       <w:tab/>
-      <w:t>2026-08-31</w:t>
+      <w:t>2026-09-01</w:t>
       <w:br/>
       <w:br/>
     </w:r>

--- a/tillsyn/A 63514-2023 tillsynsbegäran.docx
+++ b/tillsyn/A 63514-2023 tillsynsbegäran.docx
@@ -260,7 +260,7 @@
     <w:r>
       <w:tab/>
       <w:tab/>
-      <w:t>2026-09-01</w:t>
+      <w:t>2026-09-02</w:t>
       <w:br/>
       <w:br/>
     </w:r>

--- a/tillsyn/A 63514-2023 tillsynsbegäran.docx
+++ b/tillsyn/A 63514-2023 tillsynsbegäran.docx
@@ -260,7 +260,7 @@
     <w:r>
       <w:tab/>
       <w:tab/>
-      <w:t>2026-09-02</w:t>
+      <w:t>2026-09-03</w:t>
       <w:br/>
       <w:br/>
     </w:r>

--- a/tillsyn/A 63514-2023 tillsynsbegäran.docx
+++ b/tillsyn/A 63514-2023 tillsynsbegäran.docx
@@ -260,7 +260,7 @@
     <w:r>
       <w:tab/>
       <w:tab/>
-      <w:t>2026-09-03</w:t>
+      <w:t>2026-09-04</w:t>
       <w:br/>
       <w:br/>
     </w:r>

--- a/tillsyn/A 63514-2023 tillsynsbegäran.docx
+++ b/tillsyn/A 63514-2023 tillsynsbegäran.docx
@@ -260,7 +260,7 @@
     <w:r>
       <w:tab/>
       <w:tab/>
-      <w:t>2026-09-04</w:t>
+      <w:t>2026-09-05</w:t>
       <w:br/>
       <w:br/>
     </w:r>

--- a/tillsyn/A 63514-2023 tillsynsbegäran.docx
+++ b/tillsyn/A 63514-2023 tillsynsbegäran.docx
@@ -260,7 +260,7 @@
     <w:r>
       <w:tab/>
       <w:tab/>
-      <w:t>2026-09-05</w:t>
+      <w:t>2026-09-06</w:t>
       <w:br/>
       <w:br/>
     </w:r>

--- a/tillsyn/A 63514-2023 tillsynsbegäran.docx
+++ b/tillsyn/A 63514-2023 tillsynsbegäran.docx
@@ -260,7 +260,7 @@
     <w:r>
       <w:tab/>
       <w:tab/>
-      <w:t>2026-09-06</w:t>
+      <w:t>2026-09-07</w:t>
       <w:br/>
       <w:br/>
     </w:r>

--- a/tillsyn/A 63514-2023 tillsynsbegäran.docx
+++ b/tillsyn/A 63514-2023 tillsynsbegäran.docx
@@ -260,7 +260,7 @@
     <w:r>
       <w:tab/>
       <w:tab/>
-      <w:t>2026-09-07</w:t>
+      <w:t>2026-09-08</w:t>
       <w:br/>
       <w:br/>
     </w:r>

--- a/tillsyn/A 63514-2023 tillsynsbegäran.docx
+++ b/tillsyn/A 63514-2023 tillsynsbegäran.docx
@@ -260,7 +260,7 @@
     <w:r>
       <w:tab/>
       <w:tab/>
-      <w:t>2026-09-08</w:t>
+      <w:t>2026-09-09</w:t>
       <w:br/>
       <w:br/>
     </w:r>

--- a/tillsyn/A 63514-2023 tillsynsbegäran.docx
+++ b/tillsyn/A 63514-2023 tillsynsbegäran.docx
@@ -260,7 +260,7 @@
     <w:r>
       <w:tab/>
       <w:tab/>
-      <w:t>2026-09-09</w:t>
+      <w:t>2026-09-10</w:t>
       <w:br/>
       <w:br/>
     </w:r>

--- a/tillsyn/A 63514-2023 tillsynsbegäran.docx
+++ b/tillsyn/A 63514-2023 tillsynsbegäran.docx
@@ -260,7 +260,7 @@
     <w:r>
       <w:tab/>
       <w:tab/>
-      <w:t>2026-09-10</w:t>
+      <w:t>2026-09-11</w:t>
       <w:br/>
       <w:br/>
     </w:r>

--- a/tillsyn/A 63514-2023 tillsynsbegäran.docx
+++ b/tillsyn/A 63514-2023 tillsynsbegäran.docx
@@ -260,7 +260,7 @@
     <w:r>
       <w:tab/>
       <w:tab/>
-      <w:t>2026-09-11</w:t>
+      <w:t>2026-09-12</w:t>
       <w:br/>
       <w:br/>
     </w:r>
